--- a/Bitacora-Memoria-Tecnica.docx
+++ b/Bitacora-Memoria-Tecnica.docx
@@ -2012,7 +2012,7 @@
         <w:spacing w:after="160"/>
       </w:pPr>
       <w:r>
-        <w:t xml:space="preserve">Cifras de la corrida completa posterior al rediseño de la interfaz (desktop y mobile, contra la base real): 393 tests unitarios de Vitest en 39 archivos, todos en verde, y 196 tests de Playwright: 2 sesiones de preparación, 103 en desktop (13 de ellos son las pruebas de seguridad contra la base, que hablan directo con la API y por eso corren una sola vez) y 91 en mobile. En esa corrida completa pasaron 189, 4 se omiten a propósito (las pruebas de anchos de notebook de Mi perfil de búsqueda y la del menú lateral, que solo tienen sentido en escritorio) y 3 fallaron: dos auditorías de accesibilidad porque se editaron archivos del proyecto mientras corrían (el servidor de desarrollo recargó la página en medio de la prueba) y el recálculo de puntajes con más de mil ofertas en mobile, que superó su tiempo en una corrida cargada. Las tres pasaron al repetirlas solas, sin cambios. Es el mismo comportamiento ya conocido de ese recálculo, que es lento (Sección 9).</w:t>
+        <w:t xml:space="preserve">Cifras de la corrida completa final, posterior al rediseño de la interfaz y al cambio de nombre (desktop y mobile, contra la base real): 399 tests unitarios de Vitest en 40 archivos, todos en verde, y 206 tests de Playwright: 2 sesiones de preparación, 108 en desktop (13 de ellos son las pruebas de seguridad contra la base, que hablan directo con la API y por eso corren una sola vez) y 96 en mobile. Pasaron 202, ninguno falló y 4 se omiten a propósito (las pruebas de anchos de notebook de Mi perfil de búsqueda y la del menú lateral, que solo tienen sentido en escritorio). Una corrida anterior, hecha mientras se editaban archivos del proyecto, había tenido 3 fallas (dos auditorías de accesibilidad por una recarga de página a mitad de la prueba y el recálculo con más de mil ofertas en mobile, que superó su tiempo en una corrida cargada); se repitieron solas y pasaron, y la corrida final quedó sin fallas. El recálculo con más de mil ofertas sigue siendo lento (Sección 9).</w:t>
       </w:r>
     </w:p>
     <w:p>
